--- a/러시아 인권변호사/7부/7부_7화_작은_월권.docx
+++ b/러시아 인권변호사/7부/7부_7화_작은_월권.docx
@@ -277,6 +277,246 @@
     </w:p>
     <w:p>
       <w:pPr>
+        <w:spacing w:before="0" w:after="110" w:line="300" w:lineRule="auto"/>
+      </w:pPr>
+      <w:r>
+        <w:rPr>
+          <w:rFonts w:ascii="Times New Roman" w:hAnsi="Times New Roman" w:eastAsia="Malgun Gothic"/>
+          <w:b/>
+          <w:i w:val="0"/>
+          <w:sz w:val="22"/>
+        </w:rPr>
+        <w:t xml:space="preserve">Лёша: </w:t>
+      </w:r>
+      <w:r>
+        <w:rPr>
+          <w:rFonts w:ascii="Times New Roman" w:hAnsi="Times New Roman" w:eastAsia="Malgun Gothic"/>
+          <w:b w:val="0"/>
+          <w:i w:val="0"/>
+          <w:sz w:val="22"/>
+        </w:rPr>
+        <w:t>Что с каналом через нейтральную сторону? Он ещё работает?</w:t>
+      </w:r>
+    </w:p>
+    <w:p>
+      <w:pPr>
+        <w:spacing w:before="0" w:after="110" w:line="300" w:lineRule="auto"/>
+      </w:pPr>
+      <w:r>
+        <w:rPr>
+          <w:rFonts w:ascii="Times New Roman" w:hAnsi="Times New Roman" w:eastAsia="Malgun Gothic"/>
+          <w:b/>
+          <w:i w:val="0"/>
+          <w:sz w:val="22"/>
+        </w:rPr>
+        <w:t xml:space="preserve">Гуркин: </w:t>
+      </w:r>
+      <w:r>
+        <w:rPr>
+          <w:rFonts w:ascii="Times New Roman" w:hAnsi="Times New Roman" w:eastAsia="Malgun Gothic"/>
+          <w:b w:val="0"/>
+          <w:i w:val="0"/>
+          <w:sz w:val="22"/>
+        </w:rPr>
+        <w:t>Формально — да. Посредники готовы передавать сообщения. Но керсонцы отвечают через сутки, а то и через двое.</w:t>
+      </w:r>
+    </w:p>
+    <w:p>
+      <w:pPr>
+        <w:spacing w:before="0" w:after="110" w:line="300" w:lineRule="auto"/>
+      </w:pPr>
+      <w:r>
+        <w:rPr>
+          <w:rFonts w:ascii="Times New Roman" w:hAnsi="Times New Roman" w:eastAsia="Malgun Gothic"/>
+          <w:b/>
+          <w:i w:val="0"/>
+          <w:sz w:val="22"/>
+        </w:rPr>
+        <w:t xml:space="preserve">Лёша: </w:t>
+      </w:r>
+      <w:r>
+        <w:rPr>
+          <w:rFonts w:ascii="Times New Roman" w:hAnsi="Times New Roman" w:eastAsia="Malgun Gothic"/>
+          <w:b w:val="0"/>
+          <w:i w:val="0"/>
+          <w:sz w:val="22"/>
+        </w:rPr>
+        <w:t>А прямая линия между штабами?</w:t>
+      </w:r>
+    </w:p>
+    <w:p>
+      <w:pPr>
+        <w:spacing w:before="0" w:after="110" w:line="300" w:lineRule="auto"/>
+      </w:pPr>
+      <w:r>
+        <w:rPr>
+          <w:rFonts w:ascii="Times New Roman" w:hAnsi="Times New Roman" w:eastAsia="Malgun Gothic"/>
+          <w:b/>
+          <w:i w:val="0"/>
+          <w:sz w:val="22"/>
+        </w:rPr>
+        <w:t xml:space="preserve">Гуркин: </w:t>
+      </w:r>
+      <w:r>
+        <w:rPr>
+          <w:rFonts w:ascii="Times New Roman" w:hAnsi="Times New Roman" w:eastAsia="Malgun Gothic"/>
+          <w:b w:val="0"/>
+          <w:i w:val="0"/>
+          <w:sz w:val="22"/>
+        </w:rPr>
+        <w:t>Работает. Проверяем её каждое утро. Пока.</w:t>
+      </w:r>
+    </w:p>
+    <w:p>
+      <w:pPr>
+        <w:spacing w:before="0" w:after="110" w:line="300" w:lineRule="auto"/>
+      </w:pPr>
+      <w:r>
+        <w:rPr>
+          <w:rFonts w:ascii="Times New Roman" w:hAnsi="Times New Roman" w:eastAsia="Malgun Gothic"/>
+          <w:b/>
+          <w:i w:val="0"/>
+          <w:sz w:val="22"/>
+        </w:rPr>
+        <w:t xml:space="preserve">Ирина: </w:t>
+      </w:r>
+      <w:r>
+        <w:rPr>
+          <w:rFonts w:ascii="Times New Roman" w:hAnsi="Times New Roman" w:eastAsia="Malgun Gothic"/>
+          <w:b w:val="0"/>
+          <w:i/>
+          <w:color w:val="555555"/>
+          <w:sz w:val="22"/>
+        </w:rPr>
+        <w:t>(входя)</w:t>
+      </w:r>
+      <w:r>
+        <w:rPr>
+          <w:rFonts w:ascii="Times New Roman" w:hAnsi="Times New Roman" w:eastAsia="Malgun Gothic"/>
+          <w:b w:val="0"/>
+          <w:i w:val="0"/>
+          <w:sz w:val="22"/>
+        </w:rPr>
+        <w:t xml:space="preserve"> Простите, задержалась на реабилитации. Что по итогам переговоров?</w:t>
+      </w:r>
+    </w:p>
+    <w:p>
+      <w:pPr>
+        <w:spacing w:before="0" w:after="110" w:line="300" w:lineRule="auto"/>
+      </w:pPr>
+      <w:r>
+        <w:rPr>
+          <w:rFonts w:ascii="Times New Roman" w:hAnsi="Times New Roman" w:eastAsia="Malgun Gothic"/>
+          <w:b/>
+          <w:i w:val="0"/>
+          <w:sz w:val="22"/>
+        </w:rPr>
+        <w:t xml:space="preserve">Лёша: </w:t>
+      </w:r>
+      <w:r>
+        <w:rPr>
+          <w:rFonts w:ascii="Times New Roman" w:hAnsi="Times New Roman" w:eastAsia="Malgun Gothic"/>
+          <w:b w:val="0"/>
+          <w:i w:val="0"/>
+          <w:sz w:val="22"/>
+        </w:rPr>
+        <w:t>Провал, Ирина. Они ушли на второй день.</w:t>
+      </w:r>
+    </w:p>
+    <w:p>
+      <w:pPr>
+        <w:spacing w:before="0" w:after="110" w:line="300" w:lineRule="auto"/>
+      </w:pPr>
+      <w:r>
+        <w:rPr>
+          <w:rFonts w:ascii="Times New Roman" w:hAnsi="Times New Roman" w:eastAsia="Malgun Gothic"/>
+          <w:b/>
+          <w:i w:val="0"/>
+          <w:sz w:val="22"/>
+        </w:rPr>
+        <w:t xml:space="preserve">Ирина: </w:t>
+      </w:r>
+      <w:r>
+        <w:rPr>
+          <w:rFonts w:ascii="Times New Roman" w:hAnsi="Times New Roman" w:eastAsia="Malgun Gothic"/>
+          <w:b w:val="0"/>
+          <w:i w:val="0"/>
+          <w:sz w:val="22"/>
+        </w:rPr>
+        <w:t>Значит, будут давить. Кто встаёт из-за стола переговоров, обычно возвращается уже не за стол.</w:t>
+      </w:r>
+    </w:p>
+    <w:p>
+      <w:pPr>
+        <w:spacing w:before="0" w:after="110" w:line="300" w:lineRule="auto"/>
+      </w:pPr>
+      <w:r>
+        <w:rPr>
+          <w:rFonts w:ascii="Times New Roman" w:hAnsi="Times New Roman" w:eastAsia="Malgun Gothic"/>
+          <w:b/>
+          <w:i w:val="0"/>
+          <w:sz w:val="22"/>
+        </w:rPr>
+        <w:t xml:space="preserve">Гуркин: </w:t>
+      </w:r>
+      <w:r>
+        <w:rPr>
+          <w:rFonts w:ascii="Times New Roman" w:hAnsi="Times New Roman" w:eastAsia="Malgun Gothic"/>
+          <w:b w:val="0"/>
+          <w:i w:val="0"/>
+          <w:sz w:val="22"/>
+        </w:rPr>
+        <w:t>Я думаю так же, Ирина Олеговна. Усилим наблюдение на всех постах.</w:t>
+      </w:r>
+    </w:p>
+    <w:p>
+      <w:pPr>
+        <w:spacing w:before="0" w:after="110" w:line="300" w:lineRule="auto"/>
+      </w:pPr>
+      <w:r>
+        <w:rPr>
+          <w:rFonts w:ascii="Times New Roman" w:hAnsi="Times New Roman" w:eastAsia="Malgun Gothic"/>
+          <w:b/>
+          <w:i w:val="0"/>
+          <w:sz w:val="22"/>
+        </w:rPr>
+        <w:t xml:space="preserve">Лёша: </w:t>
+      </w:r>
+      <w:r>
+        <w:rPr>
+          <w:rFonts w:ascii="Times New Roman" w:hAnsi="Times New Roman" w:eastAsia="Malgun Gothic"/>
+          <w:b w:val="0"/>
+          <w:i w:val="0"/>
+          <w:sz w:val="22"/>
+        </w:rPr>
+        <w:t>И докладывайте мне в любое время. Даже ночью.</w:t>
+      </w:r>
+    </w:p>
+    <w:p>
+      <w:pPr>
+        <w:spacing w:before="0" w:after="110" w:line="300" w:lineRule="auto"/>
+      </w:pPr>
+      <w:r>
+        <w:rPr>
+          <w:rFonts w:ascii="Times New Roman" w:hAnsi="Times New Roman" w:eastAsia="Malgun Gothic"/>
+          <w:b/>
+          <w:i w:val="0"/>
+          <w:sz w:val="22"/>
+        </w:rPr>
+        <w:t xml:space="preserve">Гуркин: </w:t>
+      </w:r>
+      <w:r>
+        <w:rPr>
+          <w:rFonts w:ascii="Times New Roman" w:hAnsi="Times New Roman" w:eastAsia="Malgun Gothic"/>
+          <w:b w:val="0"/>
+          <w:i w:val="0"/>
+          <w:sz w:val="22"/>
+        </w:rPr>
+        <w:t>Даже ночью, Алексей Николаевич.</w:t>
+      </w:r>
+    </w:p>
+    <w:p>
+      <w:pPr>
         <w:keepNext/>
         <w:spacing w:before="320" w:after="140"/>
       </w:pPr>
@@ -533,6 +773,154 @@
     </w:p>
     <w:p>
       <w:pPr>
+        <w:spacing w:before="0" w:after="110" w:line="300" w:lineRule="auto"/>
+      </w:pPr>
+      <w:r>
+        <w:rPr>
+          <w:rFonts w:ascii="Times New Roman" w:hAnsi="Times New Roman" w:eastAsia="Malgun Gothic"/>
+          <w:b/>
+          <w:i w:val="0"/>
+          <w:sz w:val="22"/>
+        </w:rPr>
+        <w:t xml:space="preserve">Лёша: </w:t>
+      </w:r>
+      <w:r>
+        <w:rPr>
+          <w:rFonts w:ascii="Times New Roman" w:hAnsi="Times New Roman" w:eastAsia="Malgun Gothic"/>
+          <w:b w:val="0"/>
+          <w:i w:val="0"/>
+          <w:sz w:val="22"/>
+        </w:rPr>
+        <w:t>Что у них там? Бронетехника, пехота?</w:t>
+      </w:r>
+    </w:p>
+    <w:p>
+      <w:pPr>
+        <w:spacing w:before="0" w:after="110" w:line="300" w:lineRule="auto"/>
+      </w:pPr>
+      <w:r>
+        <w:rPr>
+          <w:rFonts w:ascii="Times New Roman" w:hAnsi="Times New Roman" w:eastAsia="Malgun Gothic"/>
+          <w:b/>
+          <w:i w:val="0"/>
+          <w:sz w:val="22"/>
+        </w:rPr>
+        <w:t xml:space="preserve">Гуркин: </w:t>
+      </w:r>
+      <w:r>
+        <w:rPr>
+          <w:rFonts w:ascii="Times New Roman" w:hAnsi="Times New Roman" w:eastAsia="Malgun Gothic"/>
+          <w:b w:val="0"/>
+          <w:i w:val="0"/>
+          <w:sz w:val="22"/>
+        </w:rPr>
+        <w:t>Лёгкая бронетехника, до роты пехоты. Встали на высоте в двух километрах за линией и окапываются.</w:t>
+      </w:r>
+    </w:p>
+    <w:p>
+      <w:pPr>
+        <w:spacing w:before="0" w:after="110" w:line="300" w:lineRule="auto"/>
+      </w:pPr>
+      <w:r>
+        <w:rPr>
+          <w:rFonts w:ascii="Times New Roman" w:hAnsi="Times New Roman" w:eastAsia="Malgun Gothic"/>
+          <w:b/>
+          <w:i w:val="0"/>
+          <w:sz w:val="22"/>
+        </w:rPr>
+        <w:t xml:space="preserve">Радищев: </w:t>
+      </w:r>
+      <w:r>
+        <w:rPr>
+          <w:rFonts w:ascii="Times New Roman" w:hAnsi="Times New Roman" w:eastAsia="Malgun Gothic"/>
+          <w:b w:val="0"/>
+          <w:i w:val="0"/>
+          <w:sz w:val="22"/>
+        </w:rPr>
+        <w:t>Окапываются — значит, собираются остаться. Или ждут подкрепления.</w:t>
+      </w:r>
+    </w:p>
+    <w:p>
+      <w:pPr>
+        <w:spacing w:before="0" w:after="110" w:line="300" w:lineRule="auto"/>
+      </w:pPr>
+      <w:r>
+        <w:rPr>
+          <w:rFonts w:ascii="Times New Roman" w:hAnsi="Times New Roman" w:eastAsia="Malgun Gothic"/>
+          <w:b/>
+          <w:i w:val="0"/>
+          <w:sz w:val="22"/>
+        </w:rPr>
+        <w:t xml:space="preserve">Лёша: </w:t>
+      </w:r>
+      <w:r>
+        <w:rPr>
+          <w:rFonts w:ascii="Times New Roman" w:hAnsi="Times New Roman" w:eastAsia="Malgun Gothic"/>
+          <w:b w:val="0"/>
+          <w:i w:val="0"/>
+          <w:sz w:val="22"/>
+        </w:rPr>
+        <w:t>Наши могут отойти?</w:t>
+      </w:r>
+    </w:p>
+    <w:p>
+      <w:pPr>
+        <w:spacing w:before="0" w:after="110" w:line="300" w:lineRule="auto"/>
+      </w:pPr>
+      <w:r>
+        <w:rPr>
+          <w:rFonts w:ascii="Times New Roman" w:hAnsi="Times New Roman" w:eastAsia="Malgun Gothic"/>
+          <w:b/>
+          <w:i w:val="0"/>
+          <w:sz w:val="22"/>
+        </w:rPr>
+        <w:t xml:space="preserve">Гуркин: </w:t>
+      </w:r>
+      <w:r>
+        <w:rPr>
+          <w:rFonts w:ascii="Times New Roman" w:hAnsi="Times New Roman" w:eastAsia="Malgun Gothic"/>
+          <w:b w:val="0"/>
+          <w:i w:val="0"/>
+          <w:sz w:val="22"/>
+        </w:rPr>
+        <w:t>Могут. Но тогда высота над дорогой останется за ними. Командир поста просит не отводить людей.</w:t>
+      </w:r>
+    </w:p>
+    <w:p>
+      <w:pPr>
+        <w:spacing w:before="0" w:after="110" w:line="300" w:lineRule="auto"/>
+      </w:pPr>
+      <w:r>
+        <w:rPr>
+          <w:rFonts w:ascii="Times New Roman" w:hAnsi="Times New Roman" w:eastAsia="Malgun Gothic"/>
+          <w:b/>
+          <w:i w:val="0"/>
+          <w:sz w:val="22"/>
+        </w:rPr>
+        <w:t xml:space="preserve">Лёша: </w:t>
+      </w:r>
+      <w:r>
+        <w:rPr>
+          <w:rFonts w:ascii="Times New Roman" w:hAnsi="Times New Roman" w:eastAsia="Malgun Gothic"/>
+          <w:b w:val="0"/>
+          <w:i/>
+          <w:color w:val="555555"/>
+          <w:sz w:val="22"/>
+        </w:rPr>
+        <w:t>(тихо)</w:t>
+      </w:r>
+      <w:r>
+        <w:rPr>
+          <w:rFonts w:ascii="Times New Roman" w:hAnsi="Times New Roman" w:eastAsia="Malgun Gothic"/>
+          <w:b w:val="0"/>
+          <w:i w:val="0"/>
+          <w:sz w:val="22"/>
+        </w:rPr>
+        <w:t xml:space="preserve"> Сорок два человека. И командир, который просит не отводить.</w:t>
+      </w:r>
+    </w:p>
+    <w:p>
+      <w:pPr>
         <w:keepNext/>
         <w:spacing w:before="320" w:after="140"/>
       </w:pPr>
@@ -753,6 +1141,141 @@
     </w:p>
     <w:p>
       <w:pPr>
+        <w:spacing w:before="0" w:after="110" w:line="300" w:lineRule="auto"/>
+      </w:pPr>
+      <w:r>
+        <w:rPr>
+          <w:rFonts w:ascii="Times New Roman" w:hAnsi="Times New Roman" w:eastAsia="Malgun Gothic"/>
+          <w:b/>
+          <w:i w:val="0"/>
+          <w:sz w:val="22"/>
+        </w:rPr>
+        <w:t xml:space="preserve">Радищев: </w:t>
+      </w:r>
+      <w:r>
+        <w:rPr>
+          <w:rFonts w:ascii="Times New Roman" w:hAnsi="Times New Roman" w:eastAsia="Malgun Gothic"/>
+          <w:b w:val="0"/>
+          <w:i w:val="0"/>
+          <w:sz w:val="22"/>
+        </w:rPr>
+        <w:t>Павел Дмитриевич, если хотите звонить — звоните. Колонна уже выходит.</w:t>
+      </w:r>
+    </w:p>
+    <w:p>
+      <w:pPr>
+        <w:spacing w:before="0" w:after="110" w:line="300" w:lineRule="auto"/>
+      </w:pPr>
+      <w:r>
+        <w:rPr>
+          <w:rFonts w:ascii="Times New Roman" w:hAnsi="Times New Roman" w:eastAsia="Malgun Gothic"/>
+          <w:b/>
+          <w:i w:val="0"/>
+          <w:sz w:val="22"/>
+        </w:rPr>
+        <w:t xml:space="preserve">Гуркин: </w:t>
+      </w:r>
+      <w:r>
+        <w:rPr>
+          <w:rFonts w:ascii="Times New Roman" w:hAnsi="Times New Roman" w:eastAsia="Malgun Gothic"/>
+          <w:b w:val="0"/>
+          <w:i/>
+          <w:color w:val="555555"/>
+          <w:sz w:val="22"/>
+        </w:rPr>
+        <w:t>(достаёт телефон, потом опускает его)</w:t>
+      </w:r>
+      <w:r>
+        <w:rPr>
+          <w:rFonts w:ascii="Times New Roman" w:hAnsi="Times New Roman" w:eastAsia="Malgun Gothic"/>
+          <w:b w:val="0"/>
+          <w:i w:val="0"/>
+          <w:sz w:val="22"/>
+        </w:rPr>
+        <w:t xml:space="preserve"> Звонить уже поздно, Борис Игоревич. Звонить нужно было до «сделайте это», а не после.</w:t>
+      </w:r>
+    </w:p>
+    <w:p>
+      <w:pPr>
+        <w:spacing w:before="0" w:after="110" w:line="300" w:lineRule="auto"/>
+      </w:pPr>
+      <w:r>
+        <w:rPr>
+          <w:rFonts w:ascii="Times New Roman" w:hAnsi="Times New Roman" w:eastAsia="Malgun Gothic"/>
+          <w:b/>
+          <w:i w:val="0"/>
+          <w:sz w:val="22"/>
+        </w:rPr>
+        <w:t xml:space="preserve">Лёша: </w:t>
+      </w:r>
+      <w:r>
+        <w:rPr>
+          <w:rFonts w:ascii="Times New Roman" w:hAnsi="Times New Roman" w:eastAsia="Malgun Gothic"/>
+          <w:b w:val="0"/>
+          <w:i/>
+          <w:color w:val="555555"/>
+          <w:sz w:val="22"/>
+        </w:rPr>
+        <w:t>(глядя на карту)</w:t>
+      </w:r>
+      <w:r>
+        <w:rPr>
+          <w:rFonts w:ascii="Times New Roman" w:hAnsi="Times New Roman" w:eastAsia="Malgun Gothic"/>
+          <w:b w:val="0"/>
+          <w:i w:val="0"/>
+          <w:sz w:val="22"/>
+        </w:rPr>
+        <w:t xml:space="preserve"> Сколько им идти до поста?</w:t>
+      </w:r>
+    </w:p>
+    <w:p>
+      <w:pPr>
+        <w:spacing w:before="0" w:after="110" w:line="300" w:lineRule="auto"/>
+      </w:pPr>
+      <w:r>
+        <w:rPr>
+          <w:rFonts w:ascii="Times New Roman" w:hAnsi="Times New Roman" w:eastAsia="Malgun Gothic"/>
+          <w:b/>
+          <w:i w:val="0"/>
+          <w:sz w:val="22"/>
+        </w:rPr>
+        <w:t xml:space="preserve">Радищев: </w:t>
+      </w:r>
+      <w:r>
+        <w:rPr>
+          <w:rFonts w:ascii="Times New Roman" w:hAnsi="Times New Roman" w:eastAsia="Malgun Gothic"/>
+          <w:b w:val="0"/>
+          <w:i w:val="0"/>
+          <w:sz w:val="22"/>
+        </w:rPr>
+        <w:t>Час сорок, если дорога свободна.</w:t>
+      </w:r>
+    </w:p>
+    <w:p>
+      <w:pPr>
+        <w:spacing w:before="0" w:after="110" w:line="300" w:lineRule="auto"/>
+      </w:pPr>
+      <w:r>
+        <w:rPr>
+          <w:rFonts w:ascii="Times New Roman" w:hAnsi="Times New Roman" w:eastAsia="Malgun Gothic"/>
+          <w:b/>
+          <w:i w:val="0"/>
+          <w:sz w:val="22"/>
+        </w:rPr>
+        <w:t xml:space="preserve">Лёша: </w:t>
+      </w:r>
+      <w:r>
+        <w:rPr>
+          <w:rFonts w:ascii="Times New Roman" w:hAnsi="Times New Roman" w:eastAsia="Malgun Gothic"/>
+          <w:b w:val="0"/>
+          <w:i w:val="0"/>
+          <w:sz w:val="22"/>
+        </w:rPr>
+        <w:t>Докладывайте мне каждые пятнадцать минут.</w:t>
+      </w:r>
+    </w:p>
+    <w:p>
+      <w:pPr>
         <w:keepNext/>
         <w:spacing w:before="320" w:after="140"/>
       </w:pPr>
@@ -919,11 +1442,24 @@
         <w:rPr>
           <w:rFonts w:ascii="Times New Roman" w:hAnsi="Times New Roman" w:eastAsia="Malgun Gothic"/>
           <w:b w:val="0"/>
-          <w:i/>
-          <w:color w:val="555555"/>
+          <w:i w:val="0"/>
           <w:sz w:val="22"/>
         </w:rPr>
-        <w:t>(когда Радищев выходит)</w:t>
+        <w:t>Или разрешён потому, что они и не собирались идти дальше, Борис Игоревич. Этого мы пока не знаем.</w:t>
+      </w:r>
+    </w:p>
+    <w:p>
+      <w:pPr>
+        <w:spacing w:before="0" w:after="110" w:line="300" w:lineRule="auto"/>
+      </w:pPr>
+      <w:r>
+        <w:rPr>
+          <w:rFonts w:ascii="Times New Roman" w:hAnsi="Times New Roman" w:eastAsia="Malgun Gothic"/>
+          <w:b/>
+          <w:i w:val="0"/>
+          <w:sz w:val="22"/>
+        </w:rPr>
+        <w:t xml:space="preserve">Радищев: </w:t>
       </w:r>
       <w:r>
         <w:rPr>
@@ -932,7 +1468,7 @@
           <w:i w:val="0"/>
           <w:sz w:val="22"/>
         </w:rPr>
-        <w:t xml:space="preserve"> Алексей Николаевич, один вопрос, раз уж всё обошлось.</w:t>
+        <w:t>Узнаем, когда разведка разберёт их переговоры. Но результат есть результат.</w:t>
       </w:r>
     </w:p>
     <w:p>
@@ -955,7 +1491,7 @@
           <w:i w:val="0"/>
           <w:sz w:val="22"/>
         </w:rPr>
-        <w:t>Задавайте.</w:t>
+        <w:t>Результат есть. А вот какова его цена, мы узнаем не сегодня.</w:t>
       </w:r>
     </w:p>
     <w:p>
@@ -970,29 +1506,6 @@
           <w:sz w:val="22"/>
         </w:rPr>
         <w:t xml:space="preserve">Гуркин: </w:t>
-      </w:r>
-      <w:r>
-        <w:rPr>
-          <w:rFonts w:ascii="Times New Roman" w:hAnsi="Times New Roman" w:eastAsia="Malgun Gothic"/>
-          <w:b w:val="0"/>
-          <w:i w:val="0"/>
-          <w:sz w:val="22"/>
-        </w:rPr>
-        <w:t>Канал с керсонцами молчал сорок минут. А ваш телефон, телефон Ирины Олеговны, телефон спикера — работали всё это время. Почему мы звонили только врагу?</w:t>
-      </w:r>
-    </w:p>
-    <w:p>
-      <w:pPr>
-        <w:spacing w:before="0" w:after="110" w:line="300" w:lineRule="auto"/>
-      </w:pPr>
-      <w:r>
-        <w:rPr>
-          <w:rFonts w:ascii="Times New Roman" w:hAnsi="Times New Roman" w:eastAsia="Malgun Gothic"/>
-          <w:b/>
-          <w:i w:val="0"/>
-          <w:sz w:val="22"/>
-        </w:rPr>
-        <w:t xml:space="preserve">Лёша: </w:t>
       </w:r>
       <w:r>
         <w:rPr>
@@ -1002,7 +1515,7 @@
           <w:color w:val="555555"/>
           <w:sz w:val="22"/>
         </w:rPr>
-        <w:t>(пауза)</w:t>
+        <w:t>(когда Радищев выходит)</w:t>
       </w:r>
       <w:r>
         <w:rPr>
@@ -1011,7 +1524,7 @@
           <w:i w:val="0"/>
           <w:sz w:val="22"/>
         </w:rPr>
-        <w:t xml:space="preserve"> Потому что враг мог сказать «отступаем». А свои могли сказать «подождите».</w:t>
+        <w:t xml:space="preserve"> Алексей Николаевич, один вопрос, раз уж всё обошлось.</w:t>
       </w:r>
     </w:p>
     <w:p>
@@ -1025,7 +1538,7 @@
           <w:i w:val="0"/>
           <w:sz w:val="22"/>
         </w:rPr>
-        <w:t xml:space="preserve">Гуркин: </w:t>
+        <w:t xml:space="preserve">Лёша: </w:t>
       </w:r>
       <w:r>
         <w:rPr>
@@ -1034,7 +1547,234 @@
           <w:i w:val="0"/>
           <w:sz w:val="22"/>
         </w:rPr>
+        <w:t>Задавайте.</w:t>
+      </w:r>
+    </w:p>
+    <w:p>
+      <w:pPr>
+        <w:spacing w:before="0" w:after="110" w:line="300" w:lineRule="auto"/>
+      </w:pPr>
+      <w:r>
+        <w:rPr>
+          <w:rFonts w:ascii="Times New Roman" w:hAnsi="Times New Roman" w:eastAsia="Malgun Gothic"/>
+          <w:b/>
+          <w:i w:val="0"/>
+          <w:sz w:val="22"/>
+        </w:rPr>
+        <w:t xml:space="preserve">Гуркин: </w:t>
+      </w:r>
+      <w:r>
+        <w:rPr>
+          <w:rFonts w:ascii="Times New Roman" w:hAnsi="Times New Roman" w:eastAsia="Malgun Gothic"/>
+          <w:b w:val="0"/>
+          <w:i w:val="0"/>
+          <w:sz w:val="22"/>
+        </w:rPr>
+        <w:t>Канал с керсонцами молчал сорок минут. А ваш телефон, телефон Ирины Олеговны, телефон спикера — работали всё это время. Почему мы звонили только врагу?</w:t>
+      </w:r>
+    </w:p>
+    <w:p>
+      <w:pPr>
+        <w:spacing w:before="0" w:after="110" w:line="300" w:lineRule="auto"/>
+      </w:pPr>
+      <w:r>
+        <w:rPr>
+          <w:rFonts w:ascii="Times New Roman" w:hAnsi="Times New Roman" w:eastAsia="Malgun Gothic"/>
+          <w:b/>
+          <w:i w:val="0"/>
+          <w:sz w:val="22"/>
+        </w:rPr>
+        <w:t xml:space="preserve">Лёша: </w:t>
+      </w:r>
+      <w:r>
+        <w:rPr>
+          <w:rFonts w:ascii="Times New Roman" w:hAnsi="Times New Roman" w:eastAsia="Malgun Gothic"/>
+          <w:b w:val="0"/>
+          <w:i/>
+          <w:color w:val="555555"/>
+          <w:sz w:val="22"/>
+        </w:rPr>
+        <w:t>(пауза)</w:t>
+      </w:r>
+      <w:r>
+        <w:rPr>
+          <w:rFonts w:ascii="Times New Roman" w:hAnsi="Times New Roman" w:eastAsia="Malgun Gothic"/>
+          <w:b w:val="0"/>
+          <w:i w:val="0"/>
+          <w:sz w:val="22"/>
+        </w:rPr>
+        <w:t xml:space="preserve"> Потому что враг мог сказать «отступаем». А свои могли сказать «подождите».</w:t>
+      </w:r>
+    </w:p>
+    <w:p>
+      <w:pPr>
+        <w:spacing w:before="0" w:after="110" w:line="300" w:lineRule="auto"/>
+      </w:pPr>
+      <w:r>
+        <w:rPr>
+          <w:rFonts w:ascii="Times New Roman" w:hAnsi="Times New Roman" w:eastAsia="Malgun Gothic"/>
+          <w:b/>
+          <w:i w:val="0"/>
+          <w:sz w:val="22"/>
+        </w:rPr>
+        <w:t xml:space="preserve">Гуркин: </w:t>
+      </w:r>
+      <w:r>
+        <w:rPr>
+          <w:rFonts w:ascii="Times New Roman" w:hAnsi="Times New Roman" w:eastAsia="Malgun Gothic"/>
+          <w:b w:val="0"/>
+          <w:i w:val="0"/>
+          <w:sz w:val="22"/>
+        </w:rPr>
         <w:t>Вот именно, Алексей Николаевич. Простите за прямоту. Я слишком хорошо помню, как Крылов переставал звонить тем, кто мог сказать «подождите».</w:t>
+      </w:r>
+    </w:p>
+    <w:p>
+      <w:pPr>
+        <w:spacing w:before="0" w:after="110" w:line="300" w:lineRule="auto"/>
+      </w:pPr>
+      <w:r>
+        <w:rPr>
+          <w:rFonts w:ascii="Times New Roman" w:hAnsi="Times New Roman" w:eastAsia="Malgun Gothic"/>
+          <w:b/>
+          <w:i w:val="0"/>
+          <w:sz w:val="22"/>
+        </w:rPr>
+        <w:t xml:space="preserve">Лёша: </w:t>
+      </w:r>
+      <w:r>
+        <w:rPr>
+          <w:rFonts w:ascii="Times New Roman" w:hAnsi="Times New Roman" w:eastAsia="Malgun Gothic"/>
+          <w:b w:val="0"/>
+          <w:i w:val="0"/>
+          <w:sz w:val="22"/>
+        </w:rPr>
+        <w:t>Крылов… Вы думаете, я иду туда же?</w:t>
+      </w:r>
+    </w:p>
+    <w:p>
+      <w:pPr>
+        <w:spacing w:before="0" w:after="110" w:line="300" w:lineRule="auto"/>
+      </w:pPr>
+      <w:r>
+        <w:rPr>
+          <w:rFonts w:ascii="Times New Roman" w:hAnsi="Times New Roman" w:eastAsia="Malgun Gothic"/>
+          <w:b/>
+          <w:i w:val="0"/>
+          <w:sz w:val="22"/>
+        </w:rPr>
+        <w:t xml:space="preserve">Гуркин: </w:t>
+      </w:r>
+      <w:r>
+        <w:rPr>
+          <w:rFonts w:ascii="Times New Roman" w:hAnsi="Times New Roman" w:eastAsia="Malgun Gothic"/>
+          <w:b w:val="0"/>
+          <w:i w:val="0"/>
+          <w:sz w:val="22"/>
+        </w:rPr>
+        <w:t>Думаю, что Крылов тоже начинал не с плохих решений, а с быстрых. Плохими они стали потом, когда быстрота вошла в привычку.</w:t>
+      </w:r>
+    </w:p>
+    <w:p>
+      <w:pPr>
+        <w:spacing w:before="0" w:after="110" w:line="300" w:lineRule="auto"/>
+      </w:pPr>
+      <w:r>
+        <w:rPr>
+          <w:rFonts w:ascii="Times New Roman" w:hAnsi="Times New Roman" w:eastAsia="Malgun Gothic"/>
+          <w:b/>
+          <w:i w:val="0"/>
+          <w:sz w:val="22"/>
+        </w:rPr>
+        <w:t xml:space="preserve">Лёша: </w:t>
+      </w:r>
+      <w:r>
+        <w:rPr>
+          <w:rFonts w:ascii="Times New Roman" w:hAnsi="Times New Roman" w:eastAsia="Malgun Gothic"/>
+          <w:b w:val="0"/>
+          <w:i/>
+          <w:color w:val="555555"/>
+          <w:sz w:val="22"/>
+        </w:rPr>
+        <w:t>(пауза)</w:t>
+      </w:r>
+      <w:r>
+        <w:rPr>
+          <w:rFonts w:ascii="Times New Roman" w:hAnsi="Times New Roman" w:eastAsia="Malgun Gothic"/>
+          <w:b w:val="0"/>
+          <w:i w:val="0"/>
+          <w:sz w:val="22"/>
+        </w:rPr>
+        <w:t xml:space="preserve"> А сегодняшнее решение было плохим?</w:t>
+      </w:r>
+    </w:p>
+    <w:p>
+      <w:pPr>
+        <w:spacing w:before="0" w:after="110" w:line="300" w:lineRule="auto"/>
+      </w:pPr>
+      <w:r>
+        <w:rPr>
+          <w:rFonts w:ascii="Times New Roman" w:hAnsi="Times New Roman" w:eastAsia="Malgun Gothic"/>
+          <w:b/>
+          <w:i w:val="0"/>
+          <w:sz w:val="22"/>
+        </w:rPr>
+        <w:t xml:space="preserve">Гуркин: </w:t>
+      </w:r>
+      <w:r>
+        <w:rPr>
+          <w:rFonts w:ascii="Times New Roman" w:hAnsi="Times New Roman" w:eastAsia="Malgun Gothic"/>
+          <w:b w:val="0"/>
+          <w:i w:val="0"/>
+          <w:sz w:val="22"/>
+        </w:rPr>
+        <w:t>По существу — нет. По существу оно было правильным. Неправильным было то, как мы к нему пришли. И это, боюсь, запомнится дольше.</w:t>
+      </w:r>
+    </w:p>
+    <w:p>
+      <w:pPr>
+        <w:spacing w:before="0" w:after="110" w:line="300" w:lineRule="auto"/>
+      </w:pPr>
+      <w:r>
+        <w:rPr>
+          <w:rFonts w:ascii="Times New Roman" w:hAnsi="Times New Roman" w:eastAsia="Malgun Gothic"/>
+          <w:b/>
+          <w:i w:val="0"/>
+          <w:sz w:val="22"/>
+        </w:rPr>
+        <w:t xml:space="preserve">Лёша: </w:t>
+      </w:r>
+      <w:r>
+        <w:rPr>
+          <w:rFonts w:ascii="Times New Roman" w:hAnsi="Times New Roman" w:eastAsia="Malgun Gothic"/>
+          <w:b w:val="0"/>
+          <w:i w:val="0"/>
+          <w:sz w:val="22"/>
+        </w:rPr>
+        <w:t>Спасибо за прямоту, Павел Дмитриевич.</w:t>
+      </w:r>
+    </w:p>
+    <w:p>
+      <w:pPr>
+        <w:spacing w:before="0" w:after="110" w:line="300" w:lineRule="auto"/>
+      </w:pPr>
+      <w:r>
+        <w:rPr>
+          <w:rFonts w:ascii="Times New Roman" w:hAnsi="Times New Roman" w:eastAsia="Malgun Gothic"/>
+          <w:b/>
+          <w:i w:val="0"/>
+          <w:sz w:val="22"/>
+        </w:rPr>
+        <w:t xml:space="preserve">Гуркин: </w:t>
+      </w:r>
+      <w:r>
+        <w:rPr>
+          <w:rFonts w:ascii="Times New Roman" w:hAnsi="Times New Roman" w:eastAsia="Malgun Gothic"/>
+          <w:b w:val="0"/>
+          <w:i w:val="0"/>
+          <w:sz w:val="22"/>
+        </w:rPr>
+        <w:t>Это моя работа, Алексей Николаевич. Как и звонить вам ночью.</w:t>
       </w:r>
     </w:p>
     <w:p>
@@ -1318,6 +2058,144 @@
     </w:p>
     <w:p>
       <w:pPr>
+        <w:spacing w:before="0" w:after="110" w:line="300" w:lineRule="auto"/>
+      </w:pPr>
+      <w:r>
+        <w:rPr>
+          <w:rFonts w:ascii="Times New Roman" w:hAnsi="Times New Roman" w:eastAsia="Malgun Gothic"/>
+          <w:b/>
+          <w:i w:val="0"/>
+          <w:sz w:val="22"/>
+        </w:rPr>
+        <w:t xml:space="preserve">Лёша: </w:t>
+      </w:r>
+      <w:r>
+        <w:rPr>
+          <w:rFonts w:ascii="Times New Roman" w:hAnsi="Times New Roman" w:eastAsia="Malgun Gothic"/>
+          <w:b w:val="0"/>
+          <w:i w:val="0"/>
+          <w:sz w:val="22"/>
+        </w:rPr>
+        <w:t>Кто именно в Минобороны?</w:t>
+      </w:r>
+    </w:p>
+    <w:p>
+      <w:pPr>
+        <w:spacing w:before="0" w:after="110" w:line="300" w:lineRule="auto"/>
+      </w:pPr>
+      <w:r>
+        <w:rPr>
+          <w:rFonts w:ascii="Times New Roman" w:hAnsi="Times New Roman" w:eastAsia="Malgun Gothic"/>
+          <w:b/>
+          <w:i w:val="0"/>
+          <w:sz w:val="22"/>
+        </w:rPr>
+        <w:t xml:space="preserve">Катя: </w:t>
+      </w:r>
+      <w:r>
+        <w:rPr>
+          <w:rFonts w:ascii="Times New Roman" w:hAnsi="Times New Roman" w:eastAsia="Malgun Gothic"/>
+          <w:b w:val="0"/>
+          <w:i w:val="0"/>
+          <w:sz w:val="22"/>
+        </w:rPr>
+        <w:t>Не знаем. Может, кто-то, кто был против приказа. А может, наоборот — кто-то, кто хотел, чтобы все увидели, как «правильно» действует сильный президент.</w:t>
+      </w:r>
+    </w:p>
+    <w:p>
+      <w:pPr>
+        <w:spacing w:before="0" w:after="110" w:line="300" w:lineRule="auto"/>
+      </w:pPr>
+      <w:r>
+        <w:rPr>
+          <w:rFonts w:ascii="Times New Roman" w:hAnsi="Times New Roman" w:eastAsia="Malgun Gothic"/>
+          <w:b/>
+          <w:i w:val="0"/>
+          <w:sz w:val="22"/>
+        </w:rPr>
+        <w:t xml:space="preserve">Ирина: </w:t>
+      </w:r>
+      <w:r>
+        <w:rPr>
+          <w:rFonts w:ascii="Times New Roman" w:hAnsi="Times New Roman" w:eastAsia="Malgun Gothic"/>
+          <w:b w:val="0"/>
+          <w:i w:val="0"/>
+          <w:sz w:val="22"/>
+        </w:rPr>
+        <w:t>Второе опаснее, Алексей Николаевич. Первые хотят вас остановить. Вторые хотят, чтобы вы привыкли.</w:t>
+      </w:r>
+    </w:p>
+    <w:p>
+      <w:pPr>
+        <w:spacing w:before="0" w:after="110" w:line="300" w:lineRule="auto"/>
+      </w:pPr>
+      <w:r>
+        <w:rPr>
+          <w:rFonts w:ascii="Times New Roman" w:hAnsi="Times New Roman" w:eastAsia="Malgun Gothic"/>
+          <w:b/>
+          <w:i w:val="0"/>
+          <w:sz w:val="22"/>
+        </w:rPr>
+        <w:t xml:space="preserve">Лёша: </w:t>
+      </w:r>
+      <w:r>
+        <w:rPr>
+          <w:rFonts w:ascii="Times New Roman" w:hAnsi="Times New Roman" w:eastAsia="Malgun Gothic"/>
+          <w:b w:val="0"/>
+          <w:i w:val="0"/>
+          <w:sz w:val="22"/>
+        </w:rPr>
+        <w:t>Искать утечку не будем.</w:t>
+      </w:r>
+    </w:p>
+    <w:p>
+      <w:pPr>
+        <w:spacing w:before="0" w:after="110" w:line="300" w:lineRule="auto"/>
+      </w:pPr>
+      <w:r>
+        <w:rPr>
+          <w:rFonts w:ascii="Times New Roman" w:hAnsi="Times New Roman" w:eastAsia="Malgun Gothic"/>
+          <w:b/>
+          <w:i w:val="0"/>
+          <w:sz w:val="22"/>
+        </w:rPr>
+        <w:t xml:space="preserve">Катя: </w:t>
+      </w:r>
+      <w:r>
+        <w:rPr>
+          <w:rFonts w:ascii="Times New Roman" w:hAnsi="Times New Roman" w:eastAsia="Malgun Gothic"/>
+          <w:b w:val="0"/>
+          <w:i w:val="0"/>
+          <w:sz w:val="22"/>
+        </w:rPr>
+        <w:t>Не будем?</w:t>
+      </w:r>
+    </w:p>
+    <w:p>
+      <w:pPr>
+        <w:spacing w:before="0" w:after="110" w:line="300" w:lineRule="auto"/>
+      </w:pPr>
+      <w:r>
+        <w:rPr>
+          <w:rFonts w:ascii="Times New Roman" w:hAnsi="Times New Roman" w:eastAsia="Malgun Gothic"/>
+          <w:b/>
+          <w:i w:val="0"/>
+          <w:sz w:val="22"/>
+        </w:rPr>
+        <w:t xml:space="preserve">Лёша: </w:t>
+      </w:r>
+      <w:r>
+        <w:rPr>
+          <w:rFonts w:ascii="Times New Roman" w:hAnsi="Times New Roman" w:eastAsia="Malgun Gothic"/>
+          <w:b w:val="0"/>
+          <w:i w:val="0"/>
+          <w:sz w:val="22"/>
+        </w:rPr>
+        <w:t>Не будем. Люди узнали правду. Наказывать за то, что правда вышла наружу, я не собираюсь — тем более теперь.</w:t>
+      </w:r>
+    </w:p>
+    <w:p>
+      <w:pPr>
         <w:keepNext/>
         <w:spacing w:before="320" w:after="140"/>
       </w:pPr>
@@ -1538,6 +2416,154 @@
     </w:p>
     <w:p>
       <w:pPr>
+        <w:spacing w:before="0" w:after="110" w:line="300" w:lineRule="auto"/>
+      </w:pPr>
+      <w:r>
+        <w:rPr>
+          <w:rFonts w:ascii="Times New Roman" w:hAnsi="Times New Roman" w:eastAsia="Malgun Gothic"/>
+          <w:b/>
+          <w:i w:val="0"/>
+          <w:sz w:val="22"/>
+        </w:rPr>
+        <w:t xml:space="preserve">Лёша: </w:t>
+      </w:r>
+      <w:r>
+        <w:rPr>
+          <w:rFonts w:ascii="Times New Roman" w:hAnsi="Times New Roman" w:eastAsia="Malgun Gothic"/>
+          <w:b w:val="0"/>
+          <w:i w:val="0"/>
+          <w:sz w:val="22"/>
+        </w:rPr>
+        <w:t>А если бы вы были там, Ирина, — вы бы сказали «нет»?</w:t>
+      </w:r>
+    </w:p>
+    <w:p>
+      <w:pPr>
+        <w:spacing w:before="0" w:after="110" w:line="300" w:lineRule="auto"/>
+      </w:pPr>
+      <w:r>
+        <w:rPr>
+          <w:rFonts w:ascii="Times New Roman" w:hAnsi="Times New Roman" w:eastAsia="Malgun Gothic"/>
+          <w:b/>
+          <w:i w:val="0"/>
+          <w:sz w:val="22"/>
+        </w:rPr>
+        <w:t xml:space="preserve">Ирина: </w:t>
+      </w:r>
+      <w:r>
+        <w:rPr>
+          <w:rFonts w:ascii="Times New Roman" w:hAnsi="Times New Roman" w:eastAsia="Malgun Gothic"/>
+          <w:b w:val="0"/>
+          <w:i w:val="0"/>
+          <w:sz w:val="22"/>
+        </w:rPr>
+        <w:t>Не знаю. Возможно, сказала бы «да». Но это было бы «да» двух людей, а не одного. И вы услышали бы хотя бы один вопрос.</w:t>
+      </w:r>
+    </w:p>
+    <w:p>
+      <w:pPr>
+        <w:spacing w:before="0" w:after="110" w:line="300" w:lineRule="auto"/>
+      </w:pPr>
+      <w:r>
+        <w:rPr>
+          <w:rFonts w:ascii="Times New Roman" w:hAnsi="Times New Roman" w:eastAsia="Malgun Gothic"/>
+          <w:b/>
+          <w:i w:val="0"/>
+          <w:sz w:val="22"/>
+        </w:rPr>
+        <w:t xml:space="preserve">Лёша: </w:t>
+      </w:r>
+      <w:r>
+        <w:rPr>
+          <w:rFonts w:ascii="Times New Roman" w:hAnsi="Times New Roman" w:eastAsia="Malgun Gothic"/>
+          <w:b w:val="0"/>
+          <w:i w:val="0"/>
+          <w:sz w:val="22"/>
+        </w:rPr>
+        <w:t>Какой?</w:t>
+      </w:r>
+    </w:p>
+    <w:p>
+      <w:pPr>
+        <w:spacing w:before="0" w:after="110" w:line="300" w:lineRule="auto"/>
+      </w:pPr>
+      <w:r>
+        <w:rPr>
+          <w:rFonts w:ascii="Times New Roman" w:hAnsi="Times New Roman" w:eastAsia="Malgun Gothic"/>
+          <w:b/>
+          <w:i w:val="0"/>
+          <w:sz w:val="22"/>
+        </w:rPr>
+        <w:t xml:space="preserve">Ирина: </w:t>
+      </w:r>
+      <w:r>
+        <w:rPr>
+          <w:rFonts w:ascii="Times New Roman" w:hAnsi="Times New Roman" w:eastAsia="Malgun Gothic"/>
+          <w:b w:val="0"/>
+          <w:i w:val="0"/>
+          <w:sz w:val="22"/>
+        </w:rPr>
+        <w:t>«Кто ещё должен об этом знать?» Всего один вопрос, Алексей Николаевич. На него ушла бы минута.</w:t>
+      </w:r>
+    </w:p>
+    <w:p>
+      <w:pPr>
+        <w:spacing w:before="0" w:after="110" w:line="300" w:lineRule="auto"/>
+      </w:pPr>
+      <w:r>
+        <w:rPr>
+          <w:rFonts w:ascii="Times New Roman" w:hAnsi="Times New Roman" w:eastAsia="Malgun Gothic"/>
+          <w:b/>
+          <w:i w:val="0"/>
+          <w:sz w:val="22"/>
+        </w:rPr>
+        <w:t xml:space="preserve">Лёша: </w:t>
+      </w:r>
+      <w:r>
+        <w:rPr>
+          <w:rFonts w:ascii="Times New Roman" w:hAnsi="Times New Roman" w:eastAsia="Malgun Gothic"/>
+          <w:b w:val="0"/>
+          <w:i/>
+          <w:color w:val="555555"/>
+          <w:sz w:val="22"/>
+        </w:rPr>
+        <w:t>(тихо)</w:t>
+      </w:r>
+      <w:r>
+        <w:rPr>
+          <w:rFonts w:ascii="Times New Roman" w:hAnsi="Times New Roman" w:eastAsia="Malgun Gothic"/>
+          <w:b w:val="0"/>
+          <w:i w:val="0"/>
+          <w:sz w:val="22"/>
+        </w:rPr>
+        <w:t xml:space="preserve"> Минута у меня была.</w:t>
+      </w:r>
+    </w:p>
+    <w:p>
+      <w:pPr>
+        <w:spacing w:before="0" w:after="110" w:line="300" w:lineRule="auto"/>
+      </w:pPr>
+      <w:r>
+        <w:rPr>
+          <w:rFonts w:ascii="Times New Roman" w:hAnsi="Times New Roman" w:eastAsia="Malgun Gothic"/>
+          <w:b/>
+          <w:i w:val="0"/>
+          <w:sz w:val="22"/>
+        </w:rPr>
+        <w:t xml:space="preserve">Ирина: </w:t>
+      </w:r>
+      <w:r>
+        <w:rPr>
+          <w:rFonts w:ascii="Times New Roman" w:hAnsi="Times New Roman" w:eastAsia="Malgun Gothic"/>
+          <w:b w:val="0"/>
+          <w:i w:val="0"/>
+          <w:sz w:val="22"/>
+        </w:rPr>
+        <w:t>Была. Вот это и страшно.</w:t>
+      </w:r>
+    </w:p>
+    <w:p>
+      <w:pPr>
         <w:keepNext/>
         <w:spacing w:before="320" w:after="140"/>
       </w:pPr>
@@ -1840,6 +2866,131 @@
     </w:p>
     <w:p>
       <w:pPr>
+        <w:spacing w:before="0" w:after="110" w:line="300" w:lineRule="auto"/>
+      </w:pPr>
+      <w:r>
+        <w:rPr>
+          <w:rFonts w:ascii="Times New Roman" w:hAnsi="Times New Roman" w:eastAsia="Malgun Gothic"/>
+          <w:b/>
+          <w:i w:val="0"/>
+          <w:sz w:val="22"/>
+        </w:rPr>
+        <w:t xml:space="preserve">Радищев: </w:t>
+      </w:r>
+      <w:r>
+        <w:rPr>
+          <w:rFonts w:ascii="Times New Roman" w:hAnsi="Times New Roman" w:eastAsia="Malgun Gothic"/>
+          <w:b w:val="0"/>
+          <w:i w:val="0"/>
+          <w:sz w:val="22"/>
+        </w:rPr>
+        <w:t>Тогда позвольте и мне выступить на слушании. Приказ отдавал я, от вашего имени. Не хочу, чтобы вы отвечали один.</w:t>
+      </w:r>
+    </w:p>
+    <w:p>
+      <w:pPr>
+        <w:spacing w:before="0" w:after="110" w:line="300" w:lineRule="auto"/>
+      </w:pPr>
+      <w:r>
+        <w:rPr>
+          <w:rFonts w:ascii="Times New Roman" w:hAnsi="Times New Roman" w:eastAsia="Malgun Gothic"/>
+          <w:b/>
+          <w:i w:val="0"/>
+          <w:sz w:val="22"/>
+        </w:rPr>
+        <w:t xml:space="preserve">Лёша: </w:t>
+      </w:r>
+      <w:r>
+        <w:rPr>
+          <w:rFonts w:ascii="Times New Roman" w:hAnsi="Times New Roman" w:eastAsia="Malgun Gothic"/>
+          <w:b w:val="0"/>
+          <w:i/>
+          <w:color w:val="555555"/>
+          <w:sz w:val="22"/>
+        </w:rPr>
+        <w:t>(с удивлением)</w:t>
+      </w:r>
+      <w:r>
+        <w:rPr>
+          <w:rFonts w:ascii="Times New Roman" w:hAnsi="Times New Roman" w:eastAsia="Malgun Gothic"/>
+          <w:b w:val="0"/>
+          <w:i w:val="0"/>
+          <w:sz w:val="22"/>
+        </w:rPr>
+        <w:t xml:space="preserve"> Спасибо, Борис Игоревич. Но решение было моё. Вы предложили — я согласился.</w:t>
+      </w:r>
+    </w:p>
+    <w:p>
+      <w:pPr>
+        <w:spacing w:before="0" w:after="110" w:line="300" w:lineRule="auto"/>
+      </w:pPr>
+      <w:r>
+        <w:rPr>
+          <w:rFonts w:ascii="Times New Roman" w:hAnsi="Times New Roman" w:eastAsia="Malgun Gothic"/>
+          <w:b/>
+          <w:i w:val="0"/>
+          <w:sz w:val="22"/>
+        </w:rPr>
+        <w:t xml:space="preserve">Радищев: </w:t>
+      </w:r>
+      <w:r>
+        <w:rPr>
+          <w:rFonts w:ascii="Times New Roman" w:hAnsi="Times New Roman" w:eastAsia="Malgun Gothic"/>
+          <w:b w:val="0"/>
+          <w:i w:val="0"/>
+          <w:sz w:val="22"/>
+        </w:rPr>
+        <w:t>Предложил. И предложил бы снова. Но прятаться за вашей спиной не стану.</w:t>
+      </w:r>
+    </w:p>
+    <w:p>
+      <w:pPr>
+        <w:spacing w:before="0" w:after="110" w:line="300" w:lineRule="auto"/>
+      </w:pPr>
+      <w:r>
+        <w:rPr>
+          <w:rFonts w:ascii="Times New Roman" w:hAnsi="Times New Roman" w:eastAsia="Malgun Gothic"/>
+          <w:b/>
+          <w:i w:val="0"/>
+          <w:sz w:val="22"/>
+        </w:rPr>
+        <w:t xml:space="preserve">Гребенщиков: </w:t>
+      </w:r>
+      <w:r>
+        <w:rPr>
+          <w:rFonts w:ascii="Times New Roman" w:hAnsi="Times New Roman" w:eastAsia="Malgun Gothic"/>
+          <w:b w:val="0"/>
+          <w:i w:val="0"/>
+          <w:sz w:val="22"/>
+        </w:rPr>
+        <w:t>Два человека, которые сами берут на себя ответственность, — такое депутаты видят нечасто.</w:t>
+      </w:r>
+    </w:p>
+    <w:p>
+      <w:pPr>
+        <w:spacing w:before="0" w:after="110" w:line="300" w:lineRule="auto"/>
+      </w:pPr>
+      <w:r>
+        <w:rPr>
+          <w:rFonts w:ascii="Times New Roman" w:hAnsi="Times New Roman" w:eastAsia="Malgun Gothic"/>
+          <w:b/>
+          <w:i w:val="0"/>
+          <w:sz w:val="22"/>
+        </w:rPr>
+        <w:t xml:space="preserve">Лёша: </w:t>
+      </w:r>
+      <w:r>
+        <w:rPr>
+          <w:rFonts w:ascii="Times New Roman" w:hAnsi="Times New Roman" w:eastAsia="Malgun Gothic"/>
+          <w:b w:val="0"/>
+          <w:i w:val="0"/>
+          <w:sz w:val="22"/>
+        </w:rPr>
+        <w:t>Хорошо. Выступаем оба. Каждый — за своё.</w:t>
+      </w:r>
+    </w:p>
+    <w:p>
+      <w:pPr>
         <w:keepNext/>
         <w:spacing w:before="320" w:after="140"/>
       </w:pPr>
@@ -1930,7 +3081,7 @@
           <w:i w:val="0"/>
           <w:sz w:val="22"/>
         </w:rPr>
-        <w:t>Значит, в следующий раз спросите. Мы все здесь именно для этого.</w:t>
+        <w:t>Значит, в следующий раз спросите. Мы все здесь именно для этого. И, если позволите, мы подготовим к слушанию хронологию той ночи. Минута за минутой — кто кому звонил и кто не звонил.</w:t>
       </w:r>
     </w:p>
     <w:p>
@@ -1953,7 +3104,53 @@
           <w:i w:val="0"/>
           <w:sz w:val="22"/>
         </w:rPr>
-        <w:t>В следующий раз обещаю позвонить, прежде чем действовать. Даже если решение кажется срочным. Особенно тогда.</w:t>
+        <w:t>Даже если она будет против меня?</w:t>
+      </w:r>
+    </w:p>
+    <w:p>
+      <w:pPr>
+        <w:spacing w:before="0" w:after="110" w:line="300" w:lineRule="auto"/>
+      </w:pPr>
+      <w:r>
+        <w:rPr>
+          <w:rFonts w:ascii="Times New Roman" w:hAnsi="Times New Roman" w:eastAsia="Malgun Gothic"/>
+          <w:b/>
+          <w:i w:val="0"/>
+          <w:sz w:val="22"/>
+        </w:rPr>
+        <w:t xml:space="preserve">Кирилл: </w:t>
+      </w:r>
+      <w:r>
+        <w:rPr>
+          <w:rFonts w:ascii="Times New Roman" w:hAnsi="Times New Roman" w:eastAsia="Malgun Gothic"/>
+          <w:b w:val="0"/>
+          <w:i w:val="0"/>
+          <w:sz w:val="22"/>
+        </w:rPr>
+        <w:t>Особенно если против вас. Иначе ей никто не поверит.</w:t>
+      </w:r>
+    </w:p>
+    <w:p>
+      <w:pPr>
+        <w:spacing w:before="0" w:after="110" w:line="300" w:lineRule="auto"/>
+      </w:pPr>
+      <w:r>
+        <w:rPr>
+          <w:rFonts w:ascii="Times New Roman" w:hAnsi="Times New Roman" w:eastAsia="Malgun Gothic"/>
+          <w:b/>
+          <w:i w:val="0"/>
+          <w:sz w:val="22"/>
+        </w:rPr>
+        <w:t xml:space="preserve">Лёша: </w:t>
+      </w:r>
+      <w:r>
+        <w:rPr>
+          <w:rFonts w:ascii="Times New Roman" w:hAnsi="Times New Roman" w:eastAsia="Malgun Gothic"/>
+          <w:b w:val="0"/>
+          <w:i w:val="0"/>
+          <w:sz w:val="22"/>
+        </w:rPr>
+        <w:t>Готовьте. И ещё, Кирилл Андреевич: в следующий раз обещаю позвонить, прежде чем действовать. Даже если решение кажется срочным. Особенно тогда.</w:t>
       </w:r>
     </w:p>
     <w:p>

--- a/러시아 인권변호사/7부/7부_7화_작은_월권.docx
+++ b/러시아 인권변호사/7부/7부_7화_작은_월권.docx
@@ -36,7 +36,7 @@
           <w:i w:val="0"/>
           <w:sz w:val="22"/>
         </w:rPr>
-        <w:t>알렉세이 “료샤” 오를로프(대통령) / 이리나 올레고브나 마르첸코(대통령 최측근 참모) / 카탸 리시나(일정·전략 총괄) / 파벨 드미트리예비치 구르킨(국가보안기관장) / 보리스 이고레비치 라디셰프(국방장관) / 아나톨리 빅토로비치 그레벤시코프(정치 전략가) / 키릴 안드레예비치(국가재정투명성청장, 전화)</w:t>
+        <w:t>알렉세이 “료샤” 오를로프(대통령) / 이리나 올레고브나 마르첸코(대통령 최측근 참모) / 카탸 리시나(일정·전략 총괄) / 로디온 드미트리예비치 구르킨(국가보안기관장) / 보리스 이고레비치 라디셰프(국방장관) / 아나톨리 빅토로비치 그레벤시코프(정치 전략가) / 키릴 안드레예비치(국가재정투명성청장, 전화)</w:t>
       </w:r>
     </w:p>
     <w:p>
@@ -1113,7 +1113,7 @@
           <w:i w:val="0"/>
           <w:sz w:val="22"/>
         </w:rPr>
-        <w:t>На это не было времени, Павел Дмитриевич. Вы сами слышали доклад.</w:t>
+        <w:t>На это не было времени, Родион Дмитриевич. Вы сами слышали доклад.</w:t>
       </w:r>
     </w:p>
     <w:p>
@@ -1159,7 +1159,7 @@
           <w:i w:val="0"/>
           <w:sz w:val="22"/>
         </w:rPr>
-        <w:t>Павел Дмитриевич, если хотите звонить — звоните. Колонна уже выходит.</w:t>
+        <w:t>Родион Дмитриевич, если хотите звонить — звоните. Колонна уже выходит.</w:t>
       </w:r>
     </w:p>
     <w:p>
@@ -1751,7 +1751,7 @@
           <w:i w:val="0"/>
           <w:sz w:val="22"/>
         </w:rPr>
-        <w:t>Спасибо за прямоту, Павел Дмитриевич.</w:t>
+        <w:t>Спасибо за прямоту, Родион Дмитриевич.</w:t>
       </w:r>
     </w:p>
     <w:p>

--- a/러시아 인권변호사/7부/7부_7화_작은_월권.docx
+++ b/러시아 인권변호사/7부/7부_7화_작은_월권.docx
@@ -62,7 +62,7 @@
           <w:i w:val="0"/>
           <w:sz w:val="22"/>
         </w:rPr>
-        <w:t>6화로부터 2주 뒤, 취임 넉 달째. 나흘 전 중립국에서 열린 케르소니아와의 최종 협상이 결렬되었고, 조달 비리 보고서는 예정대로 공개되었다. 두마 선거를 열흘 앞둔 밤, 국경에서 돌발 상황이 벌어진다.</w:t>
+        <w:t>6화로부터 2주 뒤, 취임 넉 달째. 나흘 전 중립국에서 열린 케르소니아와의 최종 협상이 결렬되었고, 그에 앞서 조달 비리 보고서가 예정대로(6화로부터 닷새 뒤) 공개되었다. 두마 선거를 열흘 앞둔 밤, 국경에서 돌발 상황이 벌어진다.</w:t>
       </w:r>
     </w:p>
     <w:p>
@@ -170,7 +170,7 @@
           <w:i w:val="0"/>
           <w:sz w:val="22"/>
         </w:rPr>
-        <w:t>И отчёт по закупкам вышел вчера, по графику. Заместитель Бориса Игоревича отстранён, дело в прокуратуре.</w:t>
+        <w:t>И отчёт по закупкам вышел по графику, ещё до переговоров. Заместитель Бориса Игоревича отстранён, дело в прокуратуре.</w:t>
       </w:r>
     </w:p>
     <w:p>
@@ -3245,7 +3245,7 @@
           <w:i w:val="0"/>
           <w:sz w:val="22"/>
         </w:rPr>
-        <w:t xml:space="preserve"> — 장면 6에서 이리나가 인용한다. 사랑과 선의로 인간의 자유를 대신 짊어졌다고 믿은 대심문관처럼, 료샤의 명령도 병사들을 향한 진심에서 나왔지만 "비밀(누구에게도 알리지 않음), 소급 처리, 한 사람의 권위"에 기대고 있었다는 지적. 선의로 포장된 첫 번째 월권을 설명하는 이 화의 열쇠다.</w:t>
+        <w:t xml:space="preserve"> — 한국어 해설: 장면 6에서 이리나가 인용한다. 사랑과 선의로 인간의 자유를 대신 짊어졌다고 믿은 대심문관처럼, 료샤의 명령도 병사들을 향한 진심에서 나왔지만 "비밀(누구에게도 알리지 않음), 소급 처리, 한 사람의 권위"에 기대고 있었다는 지적. 선의로 포장된 첫 번째 월권을 설명하는 이 화의 열쇠다.</w:t>
       </w:r>
     </w:p>
     <w:p>

--- a/러시아 인권변호사/7부/7부_7화_작은_월권.docx
+++ b/러시아 인권변호사/7부/7부_7화_작은_월권.docx
@@ -2254,6 +2254,98 @@
           <w:sz w:val="22"/>
         </w:rPr>
         <w:t>Вы сделали сегодня нечто похожее, Алексей Николаевич. Не по злому умыслу. Из искренней заботы о солдатах на посту. Но приказ отдан в тайне, оформлен задним числом и держится на одном вашем авторитете. Прецедент, созданный собственными руками.</w:t>
+      </w:r>
+    </w:p>
+    <w:p>
+      <w:pPr>
+        <w:spacing w:before="0" w:after="110" w:line="300" w:lineRule="auto"/>
+      </w:pPr>
+      <w:r>
+        <w:rPr>
+          <w:rFonts w:ascii="Times New Roman" w:hAnsi="Times New Roman" w:eastAsia="Malgun Gothic"/>
+          <w:b/>
+          <w:i w:val="0"/>
+          <w:sz w:val="22"/>
+        </w:rPr>
+        <w:t xml:space="preserve">Лёша: </w:t>
+      </w:r>
+      <w:r>
+        <w:rPr>
+          <w:rFonts w:ascii="Times New Roman" w:hAnsi="Times New Roman" w:eastAsia="Malgun Gothic"/>
+          <w:b w:val="0"/>
+          <w:i w:val="0"/>
+          <w:sz w:val="22"/>
+        </w:rPr>
+        <w:t>Один приказ, Ирина. Один пост, одна ночь.</w:t>
+      </w:r>
+    </w:p>
+    <w:p>
+      <w:pPr>
+        <w:spacing w:before="0" w:after="110" w:line="300" w:lineRule="auto"/>
+      </w:pPr>
+      <w:r>
+        <w:rPr>
+          <w:rFonts w:ascii="Times New Roman" w:hAnsi="Times New Roman" w:eastAsia="Malgun Gothic"/>
+          <w:b/>
+          <w:i w:val="0"/>
+          <w:sz w:val="22"/>
+        </w:rPr>
+        <w:t xml:space="preserve">Ирина: </w:t>
+      </w:r>
+      <w:r>
+        <w:rPr>
+          <w:rFonts w:ascii="Times New Roman" w:hAnsi="Times New Roman" w:eastAsia="Malgun Gothic"/>
+          <w:b w:val="0"/>
+          <w:i w:val="0"/>
+          <w:sz w:val="22"/>
+        </w:rPr>
+        <w:t>Все такие вещи начинаются с одного. В июле тридцать четвёртого при НКВД создали Особое совещание. Административный орган, не суд: право выслать или отправить в лагерь на срок до пяти лет тех, кого признают «общественно опасными». Исключение — для узкого круга случаев, когда судебная процедура «нецелесообразна».</w:t>
+      </w:r>
+    </w:p>
+    <w:p>
+      <w:pPr>
+        <w:spacing w:before="0" w:after="110" w:line="300" w:lineRule="auto"/>
+      </w:pPr>
+      <w:r>
+        <w:rPr>
+          <w:rFonts w:ascii="Times New Roman" w:hAnsi="Times New Roman" w:eastAsia="Malgun Gothic"/>
+          <w:b/>
+          <w:i w:val="0"/>
+          <w:sz w:val="22"/>
+        </w:rPr>
+        <w:t xml:space="preserve">Лёша: </w:t>
+      </w:r>
+      <w:r>
+        <w:rPr>
+          <w:rFonts w:ascii="Times New Roman" w:hAnsi="Times New Roman" w:eastAsia="Malgun Gothic"/>
+          <w:b w:val="0"/>
+          <w:i w:val="0"/>
+          <w:sz w:val="22"/>
+        </w:rPr>
+        <w:t>И при чём здесь я? Я никого не сажал без суда.</w:t>
+      </w:r>
+    </w:p>
+    <w:p>
+      <w:pPr>
+        <w:spacing w:before="0" w:after="110" w:line="300" w:lineRule="auto"/>
+      </w:pPr>
+      <w:r>
+        <w:rPr>
+          <w:rFonts w:ascii="Times New Roman" w:hAnsi="Times New Roman" w:eastAsia="Malgun Gothic"/>
+          <w:b/>
+          <w:i w:val="0"/>
+          <w:sz w:val="22"/>
+        </w:rPr>
+        <w:t xml:space="preserve">Ирина: </w:t>
+      </w:r>
+      <w:r>
+        <w:rPr>
+          <w:rFonts w:ascii="Times New Roman" w:hAnsi="Times New Roman" w:eastAsia="Malgun Gothic"/>
+          <w:b w:val="0"/>
+          <w:i w:val="0"/>
+          <w:sz w:val="22"/>
+        </w:rPr>
+        <w:t>Вы отдали приказ без процедуры, потому что процедура была нецелесообразна. Та же формула. К сорок первому году Особое совещание давало уже двадцать пять лет, а с войны — расстрел. За девятнадцать лет через него прошли сотни тысяч дел. Упразднили его только в пятьдесят третьем, и ни в одном его протоколе нет слова «террор». Только «административный порядок».</w:t>
       </w:r>
     </w:p>
     <w:p>
